--- a/assets/feng-kehan-resume.docx
+++ b/assets/feng-kehan-resume.docx
@@ -278,7 +278,7 @@
           <ns0:sz ns0:val="20"/>
           <ns0:szCs ns0:val="32"/>
         </ns0:rPr>
-        <ns0:t>• 优化 NEMU REF 模式热路径，通过 tcache、PMP/PMA 权限缓存与预解码、Host TLB 等改动提升 FPGA/EMU 验证吞吐。</ns0:t>
+        <ns0:t>• 基于 AI DSE 持续搜索并迭代优化 NEMU REF 模式热路径，覆盖 tcache、PMP/PMA 权限缓存与预解码、Host TLB 等，将验证吞吐提升至约 15M instr/s。</ns0:t>
       </ns0:r>
     </ns0:p>
     <ns0:p ns2:paraId="104C2345">
@@ -473,7 +473,7 @@
           <ns0:sz ns0:val="20"/>
           <ns0:szCs ns0:val="32"/>
         </ns0:rPr>
-        <ns0:t>kimi45 RISC-V RandomX：随机访存哈希 workload 的多核 SoC 探索  2025.12 - 至今</ns0:t>
+        <ns0:t>CelViz：监督式 Agent Flow 驱动的芯片设计与验证平台  2026.01 - 至今</ns0:t>
       </ns0:r>
     </ns0:p>
     <ns0:p ns2:paraId="625EF293">
@@ -483,7 +483,7 @@
           <ns0:sz ns0:val="20"/>
           <ns0:szCs ns0:val="32"/>
         </ns0:rPr>
-        <ns0:t>▸ 基于 kimi45 RV64 内核搭建面向随机访存与哈希计算的 SoC 验证平台，覆盖工作集建模、性能 profiling、DRAMSim3 内存时序与远端 Verilator 回归。</ns0:t>
+        <ns0:t>▸ 个人自研并监督多 Agent Flow 完成需求拆解、并行设计、实现、评审、验证与迭代；通过主管准入、模型评审、目标完成审计和 evidence bundle 约束结果可追溯、可复现。</ns0:t>
       </ns0:r>
     </ns0:p>
     <ns0:p ns2:paraId="0881D4B5">
@@ -493,7 +493,7 @@
           <ns0:sz ns0:val="20"/>
           <ns0:szCs ns0:val="32"/>
         </ns0:rPr>
-        <ns0:t>▸ 设计控制核 + 计算核 cluster 的多核拓扑，打通 AXI 控制窗口、共享 DRAM fabric、FlooNoC 数据面、任务分发与结果回收路径。</ns0:t>
+        <ns0:t>▸ 以该监督式 Agent Flow 设计并迭代 kimi45 RV64 OoO 内核，完成 RV64 主数据通路与 CSR、BTB/PC、load/store、cache refill、AXI 地址宽度改造，并建立 directed/cosim 验证 gate。</ns0:t>
       </ns0:r>
     </ns0:p>
     <ns0:p ns2:paraId="37928E03">
@@ -510,7 +510,19 @@
           <ns0:sz ns0:val="20"/>
           <ns0:szCs ns0:val="32"/>
         </ns0:rPr>
-        <ns0:t>▸ 建立可复现实验口径：8 核 compute cluster、16 memory endpoints、真实 FlooNoC RTL baseline，完成 SoC 级吞吐评估与多核数据通路验证。</ns0:t>
+        <ns0:t>▸ 以 kimi45 为基础设计 RandomX 多核芯片：构建控制核 + 8 核计算 cluster、16 个 memory endpoints、共享 DRAM/FlooNoC 数据面，打通任务分发、结果回收、DRAMSim3 建模和远端 Verilator 回归。</ns0:t>
+      </ns0:r>
+    </ns0:p>
+    <ns0:p>
+      <ns0:pPr/>
+      <ns0:r>
+        <ns0:t>▸ 最新完善 AI 原生 UT Flow：支持外部项目适配、8 模块并发验证、复杂激励 recipe、可插拔模型评审与优先级回收，并增加 PPA 路由/时序/面积证据门控。</ns0:t>
+      </ns0:r>
+    </ns0:p>
+    <ns0:p>
+      <ns0:pPr/>
+      <ns0:r>
+        <ns0:t>▸ 提供本地/远程 Web、Tauri 桌面端及无 GUI Shell/AI Hook 入口，统一管理代码工作区、运行记录、知识检索、validation log、风险提取与 readiness report。</ns0:t>
       </ns0:r>
     </ns0:p>
     <ns0:p ns2:paraId="39542DA1">
@@ -525,14 +537,7 @@
           <ns0:szCs ns0:val="32"/>
           <ns0:lang ns0:val="en-US" ns0:eastAsia="zh-CN"/>
         </ns0:rPr>
-        <ns0:t>kimi45 / soomrv 45 内核：RV64 OoO Core Bring-up 与内存系统改造  2025.12 - 至今</ns0:t>
-      </ns0:r>
-      <ns0:r>
-        <ns0:rPr>
-          <ns0:color ns0:val="3498DB"/>
-          <ns0:sz ns0:val="20"/>
-          <ns0:szCs ns0:val="32"/>
-        </ns0:rPr>
+        <ns0:t>CelG-VSIM：面向 EMU 的 GPU 加速 RTL 仿真器  2026.06 - 至今</ns0:t>
       </ns0:r>
     </ns0:p>
     <ns0:p ns2:paraId="22A0421B">
@@ -542,43 +547,7 @@
           <ns0:sz ns0:val="20"/>
           <ns0:szCs ns0:val="32"/>
         </ns0:rPr>
-        <ns0:t>▸</ns0:t>
-      </ns0:r>
-      <ns0:r>
-        <ns0:rPr>
-          <ns0:rFonts ns0:hint="eastAsia"/>
-          <ns0:color ns0:val="000000"/>
-          <ns0:sz ns0:val="20"/>
-          <ns0:szCs ns0:val="32"/>
-          <ns0:lang ns0:val="en-US" ns0:eastAsia="zh-CN"/>
-        </ns0:rPr>
-        <ns0:t xml:space="preserve"> 基于</ns0:t>
-      </ns0:r>
-      <ns0:r>
-        <ns0:rPr>
-          <ns0:color ns0:val="000000"/>
-          <ns0:sz ns0:val="20"/>
-          <ns0:szCs ns0:val="32"/>
-        </ns0:rPr>
-        <ns0:t>SoomRV</ns0:t>
-      </ns0:r>
-      <ns0:r>
-        <ns0:rPr>
-          <ns0:rFonts ns0:hint="eastAsia"/>
-          <ns0:color ns0:val="000000"/>
-          <ns0:sz ns0:val="20"/>
-          <ns0:szCs ns0:val="32"/>
-          <ns0:lang ns0:val="en-US" ns0:eastAsia="zh-CN"/>
-        </ns0:rPr>
-        <ns0:t>开源项目</ns0:t>
-      </ns0:r>
-      <ns0:r>
-        <ns0:rPr>
-          <ns0:color ns0:val="000000"/>
-          <ns0:sz ns0:val="20"/>
-          <ns0:szCs ns0:val="32"/>
-        </ns0:rPr>
-        <ns0:t>基线推进到 RV64 主数据通路，统一 RegT/VAddrT/PAddrT、CSR、BTB/PC、load/store、cache tag/refill 与 AXI 地址宽度。</ns0:t>
+        <ns0:t>▸ 面向大型 SoC/EMU 回归开发独立 GPU RTL 仿真器，自研网表编译、GEM 分区、CUDA 并行执行与 RAMGEM 内存建模，形成独立编译与运行时链路。</ns0:t>
       </ns0:r>
     </ns0:p>
     <ns0:p ns2:paraId="42C2C861">
@@ -588,11 +557,23 @@
           <ns0:sz ns0:val="20"/>
           <ns0:szCs ns0:val="32"/>
         </ns0:rPr>
-        <ns0:t>▸ 补充 directed/cosim 验证 gate，覆盖 RV64 load/store、mul/div、CSR、Zdinx/FP VM、AES hotloop、prefetch hint、L3 refill 与多核 bus UT。</ns0:t>
+        <ns0:t>▸ 建立四态语义、状态提交、差分 replay、provenance、mismatch 计数与 kill switch 闭环；在真实 kimi45 RandomX RTL 上验证 GPU 计算与状态写回，并保持最终状态与 RTL 可见状态 hash 一致。</ns0:t>
       </ns0:r>
       <ns0:bookmarkStart ns0:id="0" ns0:name="_GoBack"/>
       <ns0:bookmarkEnd ns0:id="0"/>
     </ns0:p>
+    <ns0:p>
+      <ns0:pPr/>
+      <ns0:r>
+        <ns0:t>▸ 实现 netlist/GEM 分区、热点 helper/mtask 融合、紧凑状态传输、persistent cooperative kernel 与多 GPU 映射，持续压缩 kernel fanout 和跨卡同步开销。</ns0:t>
+      </ns0:r>
+    </ns0:p>
+    <ns0:p>
+      <ns0:pPr/>
+      <ns0:r>
+        <ns0:t>▸ RTX 4090 全量回归性能约 250K cycles/s；16,384-lane 大规模回归中实测约 245K cycles/s，并通过 SRAM/DFF 行为与最终状态一致性校验。</ns0:t>
+      </ns0:r>
+    </ns0:p>
     <ns0:p ns2:paraId="4004BD0A">
       <ns0:pPr>
         <ns0:pStyle ns0:val="9"/>
@@ -603,7 +584,7 @@
           <ns0:sz ns0:val="20"/>
           <ns0:szCs ns0:val="32"/>
         </ns0:rPr>
-        <ns0:t>Celviz 工程工具链：芯片设计与验证辅助平台  2026.01 - 至今</ns0:t>
+        <ns0:t>FPGA-DIFF：高性能 ISA 级验证平台  2025.01 - 至今</ns0:t>
       </ns0:r>
     </ns0:p>
     <ns0:p ns2:paraId="31D59DA7">
@@ -613,7 +594,7 @@
           <ns0:sz ns0:val="20"/>
           <ns0:szCs ns0:val="32"/>
         </ns0:rPr>
-        <ns0:t>▸ 个人自研工程工具，提供本地/远程 Web、Tauri 桌面端和无 GUI Shell 入口，用于管理代码工作区、运行记录和结果包。</ns0:t>
+        <ns0:t>▸ 搭建 FPGA SOC 验证环境，将 Difftest 集成至 FPGA 工程，实现验证流程自动化 CI。</ns0:t>
       </ns0:r>
     </ns0:p>
     <ns0:p ns2:paraId="29705C23">
@@ -623,7 +604,7 @@
           <ns0:sz ns0:val="20"/>
           <ns0:szCs ns0:val="32"/>
         </ns0:rPr>
-        <ns0:t>▸ 整理 EDA 项目知识库和检索索引，沉淀架构文档、项目索引、查询模板与常见调试经验。</ns0:t>
+        <ns0:t>▸ 适配 FPGA-Difftest 到合见 FPGA 集群，完成部署、SOC 工程脚本化管理与集群运行流程打通。</ns0:t>
       </ns0:r>
     </ns0:p>
     <ns0:p ns2:paraId="5BB1916A">
@@ -633,7 +614,7 @@
           <ns0:sz ns0:val="20"/>
           <ns0:szCs ns0:val="32"/>
         </ns0:rPr>
-        <ns0:t>▸ 按服务边界接入 aieda、parser、ieda、iflow、idata、source navigation 等模块，方便代码检索、流程调用和结果归档。</ns0:t>
+        <ns0:t>▸ 设计 PCIe 高速上位机架构，实现 22GB/s 数据传输带宽，验证速度达 10M Cycle/s。</ns0:t>
       </ns0:r>
     </ns0:p>
     <ns0:p ns2:paraId="213DA2AD">
@@ -643,22 +624,13 @@
           <ns0:sz ns0:val="20"/>
           <ns0:szCs ns0:val="32"/>
         </ns0:rPr>
-        <ns0:t>▸ 沉淀常用开发流程，覆盖需求拆解、补丁生成、代码审查、测试运行、validation log、evidence bundle、risk extraction 与 readiness report。</ns0:t>
-      </ns0:r>
-    </ns0:p>
-    <ns0:p ns2:paraId="142350CA">
-      <ns0:r>
-        <ns0:rPr>
-          <ns0:color ns0:val="000000"/>
-          <ns0:sz ns0:val="20"/>
-          <ns0:szCs ns0:val="32"/>
-        </ns0:rPr>
-        <ns0:t>▸ 面向架构探索与 RTL 验证，串起 SPEC 文档、模拟器反馈、Difftest/仿真任务编排，为后续自动 RTL 实现提供工程基础。</ns0:t>
-      </ns0:r>
-    </ns0:p>
-    <ns0:p ns2:paraId="6CCBD0CB">
+        <ns0:t>▸ 相比 ZEBU 加速器提升 3 倍性能，成果投稿 2025 MICRO 顶会。</ns0:t>
+      </ns0:r>
+    </ns0:p>
+    <ns0:p ns2:paraId="3388EA83">
       <ns0:pPr>
         <ns0:pStyle ns0:val="9"/>
+        <ns0:keepNext/>
       </ns0:pPr>
       <ns0:r>
         <ns0:rPr>
@@ -666,149 +638,13 @@
           <ns0:sz ns0:val="20"/>
           <ns0:szCs ns0:val="32"/>
         </ns0:rPr>
-        <ns0:t>FPGA-DIFF：高性能 ISA 级验证平台  2025.01 - 至今</ns0:t>
-      </ns0:r>
-    </ns0:p>
-    <ns0:p ns2:paraId="4649CE33">
-      <ns0:r>
-        <ns0:rPr>
-          <ns0:color ns0:val="000000"/>
-          <ns0:sz ns0:val="20"/>
-          <ns0:szCs ns0:val="32"/>
-        </ns0:rPr>
-        <ns0:t>▸ 搭建 FPGA SOC 验证环境，将 Difftest 集成至 FPGA 工程，实现验证流程自动化 CI。</ns0:t>
-      </ns0:r>
-    </ns0:p>
-    <ns0:p ns2:paraId="4649CE33">
-      <ns0:r>
-        <ns0:rPr>
-          <ns0:color ns0:val="000000"/>
-          <ns0:sz ns0:val="20"/>
-          <ns0:szCs ns0:val="32"/>
-        </ns0:rPr>
-        <ns0:t>▸ 适配 FPGA-Difftest 到合见 FPGA 集群，完成部署、SOC 工程脚本化管理与集群运行流程打通。</ns0:t>
-      </ns0:r>
-    </ns0:p>
-    <ns0:p ns2:paraId="60FA132C">
-      <ns0:r>
-        <ns0:rPr>
-          <ns0:color ns0:val="000000"/>
-          <ns0:sz ns0:val="20"/>
-          <ns0:szCs ns0:val="32"/>
-        </ns0:rPr>
-        <ns0:t>▸ 设计 PCIe 高速上位机架构，实现 22GB/s 数据传输带宽，验证速度达 10M Cycle/s。</ns0:t>
-      </ns0:r>
-    </ns0:p>
-    <ns0:p ns2:paraId="6A18380E">
-      <ns0:r>
-        <ns0:rPr>
-          <ns0:color ns0:val="000000"/>
-          <ns0:sz ns0:val="20"/>
-          <ns0:szCs ns0:val="32"/>
-        </ns0:rPr>
-        <ns0:t>▸ 相比 ZEBU 加速器提升 3 倍性能，成果投稿 2025 MICRO 顶会。</ns0:t>
-      </ns0:r>
-    </ns0:p>
-    <ns0:p ns2:paraId="50D658F2">
-      <ns0:r>
-        <ns0:rPr>
-          <ns0:color ns0:val="000000"/>
-          <ns0:sz ns0:val="20"/>
-          <ns0:szCs ns0:val="32"/>
-        </ns0:rPr>
-        <ns0:t xml:space="preserve">▸ 优化 NEMU REF 模式性能，通过 tcache 结构优化、PMP/PMA 权限缓存与预解码、Host TLB 等热路径优化，将速度由约 </ns0:t>
-      </ns0:r>
-      <ns0:r>
-        <ns0:rPr>
-          <ns0:rFonts ns0:hint="eastAsia"/>
-          <ns0:color ns0:val="000000"/>
-          <ns0:sz ns0:val="20"/>
-          <ns0:szCs ns0:val="32"/>
-          <ns0:lang ns0:val="en-US" ns0:eastAsia="zh-CN"/>
-        </ns0:rPr>
-        <ns0:t>5</ns0:t>
-      </ns0:r>
-      <ns0:r>
-        <ns0:rPr>
-          <ns0:color ns0:val="000000"/>
-          <ns0:sz ns0:val="20"/>
-          <ns0:szCs ns0:val="32"/>
-        </ns0:rPr>
-        <ns0:t>M instr/s 提升至约 10M instr/s</ns0:t>
-      </ns0:r>
-      <ns0:r>
-        <ns0:rPr>
-          <ns0:rFonts ns0:hint="eastAsia"/>
-          <ns0:color ns0:val="000000"/>
-          <ns0:sz ns0:val="20"/>
-          <ns0:szCs ns0:val="32"/>
-          <ns0:lang ns0:eastAsia="zh-CN"/>
-        </ns0:rPr>
-        <ns0:t>，</ns0:t>
-      </ns0:r>
-      <ns0:r>
-        <ns0:rPr>
-          <ns0:rFonts ns0:hint="eastAsia"/>
-          <ns0:color ns0:val="000000"/>
-          <ns0:sz ns0:val="20"/>
-          <ns0:szCs ns0:val="32"/>
-          <ns0:lang ns0:val="en-US" ns0:eastAsia="zh-CN"/>
-        </ns0:rPr>
-        <ns0:t>关闭</ns0:t>
-      </ns0:r>
-      <ns0:r>
-        <ns0:rPr>
-          <ns0:rFonts ns0:hint="default"/>
-          <ns0:color ns0:val="000000"/>
-          <ns0:sz ns0:val="20"/>
-          <ns0:szCs ns0:val="32"/>
-          <ns0:lang ns0:val="en-US" ns0:eastAsia="zh-CN"/>
-        </ns0:rPr>
-        <ns0:t>PMP check</ns0:t>
-      </ns0:r>
-      <ns0:r>
-        <ns0:rPr>
-          <ns0:rFonts ns0:hint="eastAsia"/>
-          <ns0:color ns0:val="000000"/>
-          <ns0:sz ns0:val="20"/>
-          <ns0:szCs ns0:val="32"/>
-          <ns0:lang ns0:val="en-US" ns0:eastAsia="zh-CN"/>
-        </ns0:rPr>
-        <ns0:t>的情况下可达到 15M instr</ns0:t>
-      </ns0:r>
-      <ns0:r>
-        <ns0:rPr>
-          <ns0:rFonts ns0:hint="default"/>
-          <ns0:color ns0:val="000000"/>
-          <ns0:sz ns0:val="20"/>
-          <ns0:szCs ns0:val="32"/>
-          <ns0:lang ns0:val="en-US" ns0:eastAsia="zh-CN"/>
-        </ns0:rPr>
-        <ns0:t>/s</ns0:t>
-      </ns0:r>
-      <ns0:r>
-        <ns0:rPr>
-          <ns0:color ns0:val="000000"/>
-          <ns0:sz ns0:val="20"/>
-          <ns0:szCs ns0:val="32"/>
-        </ns0:rPr>
-        <ns0:t>。</ns0:t>
-      </ns0:r>
-    </ns0:p>
-    <ns0:p ns2:paraId="3388EA83">
-      <ns0:pPr>
-        <ns0:pStyle ns0:val="9"/>
-      </ns0:pPr>
-      <ns0:r>
-        <ns0:rPr>
-          <ns0:color ns0:val="3498DB"/>
-          <ns0:sz ns0:val="20"/>
-          <ns0:szCs ns0:val="32"/>
-        </ns0:rPr>
         <ns0:t>EMU 验证工具链：硬件加速仿真平台  2024.06 - 2025.01</ns0:t>
       </ns0:r>
     </ns0:p>
     <ns0:p ns2:paraId="459EA9A9">
+      <ns0:pPr>
+        <ns0:keepNext/>
+      </ns0:pPr>
       <ns0:r>
         <ns0:rPr>
           <ns0:color ns0:val="000000"/>
@@ -819,6 +655,9 @@
       </ns0:r>
     </ns0:p>
     <ns0:p ns2:paraId="4EF2C5CD">
+      <ns0:pPr>
+        <ns0:keepNext/>
+      </ns0:pPr>
       <ns0:r>
         <ns0:rPr>
           <ns0:color ns0:val="000000"/>
@@ -1074,14 +913,7 @@
           <ns0:sz ns0:val="20"/>
           <ns0:szCs ns0:val="32"/>
         </ns0:rPr>
-        <ns0:t>工程工具：Xilinx/国产FPGA开发、DRAMSim内存模拟、项目知识库、CI/CD</ns0:t>
-      </ns0:r>
-      <ns0:r>
-        <ns0:rPr>
-          <ns0:color ns0:val="000000"/>
-          <ns0:sz ns0:val="20"/>
-          <ns0:szCs ns0:val="32"/>
-        </ns0:rPr>
+        <ns0:t>工程工具：监督式 Agent Flow、项目知识库、RAG 检索、任务编排、模型评审与验证证据闭环</ns0:t>
       </ns0:r>
     </ns0:p>
     <ns0:p ns2:paraId="271C67B8">

--- a/assets/feng-kehan-resume.docx
+++ b/assets/feng-kehan-resume.docx
@@ -149,6 +149,7 @@
     <w:p>
       <w:pPr>
         <w:pStyle w:val="7"/>
+        <w:keepNext/>
         <w:rPr>
           <w:sz w:val="21"/>
           <w:szCs w:val="32"/>
@@ -186,7 +187,7 @@
           <w:sz w:val="20"/>
           <w:szCs w:val="32"/>
         </w:rPr>
-        <w:t xml:space="preserve">  电子信息工程  ·  本科</w:t>
+        <w:t xml:space="preserve">  电子信息工程  ·  本科（专升本）</w:t>
       </w:r>
       <w:r>
         <w:rPr>
@@ -210,6 +211,7 @@
     <w:p>
       <w:pPr>
         <w:pStyle w:val="7"/>
+        <w:keepNext/>
         <w:rPr>
           <w:sz w:val="21"/>
           <w:szCs w:val="32"/>
@@ -227,6 +229,7 @@
     <w:p>
       <w:pPr>
         <w:pStyle w:val="8"/>
+        <w:keepNext/>
       </w:pPr>
       <w:r>
         <w:rPr>
@@ -379,6 +382,7 @@
     <w:p>
       <w:pPr>
         <w:pStyle w:val="8"/>
+        <w:keepNext/>
       </w:pPr>
       <w:r>
         <w:rPr>
@@ -412,6 +416,7 @@
     <w:p>
       <w:pPr>
         <w:pStyle w:val="7"/>
+        <w:keepNext/>
         <w:rPr>
           <w:sz w:val="21"/>
           <w:szCs w:val="32"/>
@@ -514,6 +519,7 @@
     <w:p>
       <w:pPr>
         <w:pStyle w:val="7"/>
+        <w:keepNext/>
         <w:rPr>
           <w:sz w:val="21"/>
           <w:szCs w:val="32"/>
@@ -531,6 +537,7 @@
     <w:p>
       <w:pPr>
         <w:pStyle w:val="9"/>
+        <w:keepNext/>
       </w:pPr>
       <w:r>
         <w:rPr>
@@ -538,83 +545,222 @@
           <w:sz w:val="20"/>
           <w:szCs w:val="32"/>
         </w:rPr>
-        <w:t>CelViz：监督式 Agent Flow 驱动的芯片设计与验证平台  2026.01 - 至今</w:t>
-      </w:r>
-    </w:p>
-    <w:p>
-      <w:r>
-        <w:rPr>
-          <w:color w:val="000000"/>
-          <w:sz w:val="20"/>
-          <w:szCs w:val="32"/>
-        </w:rPr>
-        <w:t>▸ 个人自研并监督多 Agent Flow 完成需求拆解、并行设计、实现、评审、验证与迭代；通过主管准入、模型评审、目标完成审计和 evidence bundle 约束结果可追溯、可复现。</w:t>
-      </w:r>
-    </w:p>
-    <w:p>
-      <w:r>
-        <w:rPr>
-          <w:color w:val="000000"/>
-          <w:sz w:val="20"/>
-          <w:szCs w:val="32"/>
-        </w:rPr>
-        <w:t>▸ 以该监督式 Agent Flow 设计并迭代 kimi45 RV64 OoO 内核，完成 RV64 主数据通路与 CSR、BTB/PC、load/store、cache refill、AXI 地址宽度改造，并建立 directed/cosim 验证 gate。</w:t>
-      </w:r>
-    </w:p>
-    <w:p>
-      <w:pPr>
-        <w:rPr>
-          <w:color w:val="000000"/>
-          <w:sz w:val="20"/>
-          <w:szCs w:val="32"/>
-        </w:rPr>
-      </w:pPr>
-      <w:r>
-        <w:rPr>
-          <w:color w:val="000000"/>
-          <w:sz w:val="20"/>
-          <w:szCs w:val="32"/>
-        </w:rPr>
-        <w:t>▸ 以 kimi45 为基础设计 RandomX 多核芯片：构建控制核 + 8 核计算 cluster、16 个 memory endpoints、共享 DRAM/FlooNoC 数据面，打通任务分发、结果回收、DRAMSim3 建模和远端 Verilator 回归。</w:t>
-      </w:r>
-    </w:p>
-    <w:p>
-      <w:pPr>
-        <w:rPr>
-          <w:color w:val="000000"/>
-          <w:sz w:val="20"/>
-          <w:szCs w:val="32"/>
-        </w:rPr>
-      </w:pPr>
-      <w:r>
-        <w:rPr>
-          <w:color w:val="000000"/>
-          <w:sz w:val="20"/>
-          <w:szCs w:val="32"/>
-        </w:rPr>
-        <w:t>▸ 最新完善 AI 原生 UT Flow：支持外部项目适配、8 模块并发验证、复杂激励 recipe、可插拔模型评审与优先级回收，并增加 PPA 路由/时序/面积证据门控。</w:t>
-      </w:r>
-    </w:p>
-    <w:p>
-      <w:pPr>
-        <w:rPr>
-          <w:color w:val="000000"/>
-          <w:sz w:val="20"/>
-          <w:szCs w:val="32"/>
-        </w:rPr>
-      </w:pPr>
-      <w:r>
-        <w:rPr>
-          <w:color w:val="000000"/>
-          <w:sz w:val="20"/>
-          <w:szCs w:val="32"/>
-        </w:rPr>
-        <w:t>▸ 提供本地/远程 Web、Tauri 桌面端及无 GUI Shell/AI Hook 入口，统一管理代码工作区、运行记录、知识检索、validation log、风险提取与 readiness report。</w:t>
+        <w:t>CelViz：监督式 Agent Flow 驱动的芯片与 PCB 设计验证平台  2026.01 - 至今</w:t>
+      </w:r>
+    </w:p>
+    <w:p>
+      <w:pPr>
+        <w:widowControl/>
+      </w:pPr>
+      <w:r>
+        <w:rPr>
+          <w:color w:val="000000"/>
+          <w:sz w:val="20"/>
+          <w:szCs w:val="32"/>
+        </w:rPr>
+        <w:t>▸ 自研监督式多 Agent Flow，覆盖需求拆解、架构设计、RTL/HLS 实现、评审与验证，支持 8 模块并发 UT；通过任务准入、完成审计与 PPA 验证证据门控保障结果可追溯、可复现。</w:t>
+      </w:r>
+    </w:p>
+    <w:p>
+      <w:pPr>
+        <w:widowControl/>
+      </w:pPr>
+      <w:r>
+        <w:rPr>
+          <w:color w:val="000000"/>
+          <w:sz w:val="20"/>
+          <w:szCs w:val="32"/>
+        </w:rPr>
+        <w:t xml:space="preserve">▸ </w:t>
+      </w:r>
+      <w:r>
+        <w:rPr>
+          <w:b/>
+          <w:color w:val="000000"/>
+          <w:sz w:val="20"/>
+          <w:szCs w:val="32"/>
+        </w:rPr>
+        <w:t>项目飞轮：</w:t>
+      </w:r>
+      <w:r>
+        <w:rPr>
+          <w:color w:val="000000"/>
+          <w:sz w:val="20"/>
+          <w:szCs w:val="32"/>
+        </w:rPr>
+        <w:t>基于 CelViz 迭代完成 karma-rv XMR/RandomX、CelG-HLSTransform FPGA 和 karma-rv FPGA 上板验证，将项目需求、调试反馈与验证结果回流平台，持续改进流程。</w:t>
+      </w:r>
+    </w:p>
+    <w:p>
+      <w:pPr>
+        <w:widowControl/>
+        <w:rPr>
+          <w:color w:val="000000"/>
+          <w:sz w:val="20"/>
+          <w:szCs w:val="32"/>
+        </w:rPr>
+      </w:pPr>
+      <w:r>
+        <w:rPr>
+          <w:color w:val="000000"/>
+          <w:sz w:val="20"/>
+          <w:szCs w:val="32"/>
+        </w:rPr>
+        <w:t xml:space="preserve">▸ </w:t>
+      </w:r>
+      <w:r>
+        <w:rPr>
+          <w:b/>
+          <w:color w:val="000000"/>
+          <w:sz w:val="20"/>
+          <w:szCs w:val="32"/>
+        </w:rPr>
+        <w:t>数据成果：</w:t>
+      </w:r>
+      <w:r>
+        <w:rPr>
+          <w:color w:val="000000"/>
+          <w:sz w:val="20"/>
+          <w:szCs w:val="32"/>
+        </w:rPr>
+        <w:t>通过上述项目飞轮持续产生并沉淀大量高质量工程任务数据，已被大型科技企业收录；保留任务轨迹、代码变更、工具日志与验证证据，支持复现和质量审查。</w:t>
+      </w:r>
+    </w:p>
+    <w:p>
+      <w:pPr>
+        <w:widowControl/>
+        <w:rPr>
+          <w:color w:val="000000"/>
+          <w:sz w:val="20"/>
+          <w:szCs w:val="32"/>
+        </w:rPr>
+      </w:pPr>
+      <w:r>
+        <w:rPr>
+          <w:color w:val="000000"/>
+          <w:sz w:val="20"/>
+          <w:szCs w:val="32"/>
+        </w:rPr>
+        <w:t xml:space="preserve">▸ </w:t>
+      </w:r>
+      <w:r>
+        <w:rPr>
+          <w:b/>
+          <w:color w:val="000000"/>
+          <w:sz w:val="20"/>
+          <w:szCs w:val="32"/>
+        </w:rPr>
+        <w:t>任务分类：</w:t>
+      </w:r>
+      <w:r>
+        <w:rPr>
+          <w:color w:val="000000"/>
+          <w:sz w:val="20"/>
+          <w:szCs w:val="32"/>
+        </w:rPr>
+        <w:t>按数字 IC 工作流对数据进行精细分类，覆盖架构与规格、RTL/HLS 开发、功能验证、综合、布局布线、时序分析、PPA 优化和 FPGA 板级调试，并关联任务输入、执行过程与验收结果。</w:t>
+      </w:r>
+    </w:p>
+    <w:p>
+      <w:pPr>
+        <w:widowControl/>
+        <w:rPr>
+          <w:color w:val="000000"/>
+          <w:sz w:val="20"/>
+          <w:szCs w:val="32"/>
+        </w:rPr>
+      </w:pPr>
+      <w:r>
+        <w:rPr>
+          <w:color w:val="000000"/>
+          <w:sz w:val="20"/>
+          <w:szCs w:val="32"/>
+        </w:rPr>
+        <w:t xml:space="preserve">▸ </w:t>
+      </w:r>
+      <w:r>
+        <w:rPr>
+          <w:b/>
+          <w:color w:val="000000"/>
+          <w:sz w:val="20"/>
+          <w:szCs w:val="32"/>
+        </w:rPr>
+        <w:t>karma-rv XMR/RandomX：</w:t>
+      </w:r>
+      <w:r>
+        <w:rPr>
+          <w:color w:val="000000"/>
+          <w:sz w:val="20"/>
+          <w:szCs w:val="32"/>
+        </w:rPr>
+        <w:t>基于 RV64 OoO 内核迭代 CSR、分支恢复、缓存与 AXI 数据通路，打通 RandomX 工作负载、定向测试、协同仿真及 FPGA 上板调试链路。</w:t>
+      </w:r>
+    </w:p>
+    <w:p>
+      <w:pPr>
+        <w:widowControl/>
+      </w:pPr>
+      <w:r>
+        <w:rPr>
+          <w:color w:val="000000"/>
+          <w:sz w:val="20"/>
+          <w:szCs w:val="32"/>
+        </w:rPr>
+        <w:t xml:space="preserve">▸ </w:t>
+      </w:r>
+      <w:r>
+        <w:rPr>
+          <w:b/>
+          <w:color w:val="000000"/>
+          <w:sz w:val="20"/>
+          <w:szCs w:val="32"/>
+        </w:rPr>
+        <w:t>CelG-HLSTransform FPGA：</w:t>
+      </w:r>
+      <w:r>
+        <w:rPr>
+          <w:color w:val="000000"/>
+          <w:sz w:val="20"/>
+          <w:szCs w:val="32"/>
+        </w:rPr>
+        <w:t>完成 HLS 内核、DDR/QDMA 与 Vivado 综合实现，打通 Qwen3-TTS 的 CPU prefill + FPGA decode 部署链路，板级输出 PCM 与参考逐位一致。</w:t>
+      </w:r>
+    </w:p>
+    <w:p>
+      <w:pPr>
+        <w:widowControl/>
+      </w:pPr>
+      <w:r>
+        <w:rPr>
+          <w:color w:val="000000"/>
+          <w:sz w:val="20"/>
+          <w:szCs w:val="32"/>
+        </w:rPr>
+        <w:t xml:space="preserve">▸ </w:t>
+      </w:r>
+      <w:r>
+        <w:rPr>
+          <w:b/>
+          <w:color w:val="000000"/>
+          <w:sz w:val="20"/>
+          <w:szCs w:val="32"/>
+        </w:rPr>
+        <w:t>PCB 设计：</w:t>
+      </w:r>
+      <w:r>
+        <w:rPr>
+          <w:color w:val="000000"/>
+          <w:sz w:val="20"/>
+          <w:szCs w:val="32"/>
+        </w:rPr>
+        <w:t>新增基于 KiCad 的原理图与 PCB 候选生成、布局布线、ERC/DRC 检查及 Gerber/BOM 导出能力，将板级设计纳入统一的 Agent Flow。</w:t>
       </w:r>
     </w:p>
     <w:p>
       <w:pPr>
         <w:pStyle w:val="9"/>
+        <w:keepNext/>
+        <w:pageBreakBefore/>
       </w:pPr>
       <w:r>
         <w:rPr>
@@ -628,80 +774,109 @@
       </w:r>
     </w:p>
     <w:p>
-      <w:r>
-        <w:rPr>
-          <w:color w:val="000000"/>
-          <w:sz w:val="20"/>
-          <w:szCs w:val="32"/>
-        </w:rPr>
-        <w:t>▸ 面向大型 SoC/EMU 回归开发独立 GPU RTL 仿真器，自研网表编译、GEM 分区、CUDA 并行执行与 RAMGEM 内存建模，形成独立编译与运行时链路。</w:t>
-      </w:r>
-    </w:p>
-    <w:p>
-      <w:r>
-        <w:rPr>
-          <w:color w:val="000000"/>
-          <w:sz w:val="20"/>
-          <w:szCs w:val="32"/>
-        </w:rPr>
-        <w:t>▸ 建立四态语义、状态提交、差分 replay、provenance、mismatch 计数与 kill switch 闭环；在真实 kimi45 RandomX RTL 上验证 GPU 计算与状态写回，并保持最终状态与 RTL 可见状态 hash 一致。</w:t>
-      </w:r>
-    </w:p>
-    <w:p>
-      <w:pPr>
-        <w:rPr>
-          <w:color w:val="000000"/>
-          <w:sz w:val="20"/>
-          <w:szCs w:val="32"/>
-        </w:rPr>
-      </w:pPr>
-      <w:r>
-        <w:rPr>
-          <w:color w:val="000000"/>
-          <w:sz w:val="20"/>
-          <w:szCs w:val="32"/>
-        </w:rPr>
-        <w:t>▸ 实现 netlist/GEM 分区、热点 helper/mtask 融合、紧凑状态传输、persistent cooperative kernel 与多 GPU 映射，持续压缩 kernel fanout 和跨卡同步开销。</w:t>
-      </w:r>
-    </w:p>
-    <w:p>
-      <w:pPr>
-        <w:rPr>
-          <w:color w:val="000000"/>
-          <w:sz w:val="20"/>
-          <w:szCs w:val="32"/>
-        </w:rPr>
-      </w:pPr>
-      <w:r>
-        <w:rPr>
-          <w:color w:val="000000"/>
-          <w:sz w:val="20"/>
-          <w:szCs w:val="32"/>
-        </w:rPr>
-        <w:t>▸ RTX 4090 全量回归性能约 250K cycles/s；16,384-lane 大规模回归中实测约 245K cycles/s，并通过 SRAM/DFF 行为与最终状态一致性校验。</w:t>
-      </w:r>
-    </w:p>
-    <w:p>
-      <w:pPr>
-        <w:rPr>
-          <w:color w:val="000000"/>
-          <w:sz w:val="20"/>
-          <w:szCs w:val="32"/>
-        </w:rPr>
-      </w:pPr>
-    </w:p>
-    <w:p>
-      <w:pPr>
-        <w:rPr>
-          <w:color w:val="000000"/>
-          <w:sz w:val="20"/>
-          <w:szCs w:val="32"/>
-        </w:rPr>
-      </w:pPr>
+      <w:pPr>
+        <w:widowControl/>
+      </w:pPr>
+      <w:r>
+        <w:rPr>
+          <w:color w:val="000000"/>
+          <w:sz w:val="20"/>
+          <w:szCs w:val="32"/>
+        </w:rPr>
+        <w:t>▸ 基于 CelViz 项目飞轮迭代 GPU RTL 仿真平台，构建 AIG 网表编译、GEM 分区、CUDA 常驻执行与 RAMGEM 内存建模，以官方 Verilator 为语义参考并保留 CPU 回退、差分重放及可追溯验证记录。</w:t>
+      </w:r>
+    </w:p>
+    <w:p>
+      <w:pPr>
+        <w:widowControl/>
+      </w:pPr>
+      <w:r>
+        <w:rPr>
+          <w:color w:val="000000"/>
+          <w:sz w:val="20"/>
+          <w:szCs w:val="32"/>
+        </w:rPr>
+        <w:t>▸ 最新优化覆盖 RAMGEM 端口值采集与读结算复用、事件驱动 AXI、批量握手、CTA 本地 AIG 程序，以及无分支位提取与批量预取，减少重复求值、全局访存和同步开销。</w:t>
+      </w:r>
+    </w:p>
+    <w:p>
+      <w:pPr>
+        <w:widowControl/>
+        <w:rPr>
+          <w:color w:val="000000"/>
+          <w:sz w:val="20"/>
+          <w:szCs w:val="32"/>
+        </w:rPr>
+      </w:pPr>
+      <w:r>
+        <w:rPr>
+          <w:b w:val="0"/>
+          <w:color w:val="000000"/>
+          <w:sz w:val="20"/>
+          <w:szCs w:val="32"/>
+        </w:rPr>
+        <w:t xml:space="preserve">▸ </w:t>
+      </w:r>
+      <w:r>
+        <w:rPr>
+          <w:b/>
+          <w:color w:val="000000"/>
+          <w:sz w:val="20"/>
+          <w:szCs w:val="32"/>
+        </w:rPr>
+        <w:t>性能成果：</w:t>
+      </w:r>
+      <w:r>
+        <w:rPr>
+          <w:b w:val="0"/>
+          <w:color w:val="000000"/>
+          <w:sz w:val="20"/>
+          <w:szCs w:val="32"/>
+        </w:rPr>
+        <w:t>RTX 3090 固定 Karma-RV DC 网表基准，100 万周期生产构建稳态吞吐约 23.7K cycles/s，为优化前约 3.76 倍；最新开发构建在 65,536 周期 A/B 中由 23.48K 提升至 24.97K cycles/s（+6.4%）。</w:t>
+      </w:r>
+    </w:p>
+    <w:p>
+      <w:pPr>
+        <w:widowControl/>
+        <w:rPr>
+          <w:color w:val="000000"/>
+          <w:sz w:val="20"/>
+          <w:szCs w:val="32"/>
+        </w:rPr>
+      </w:pPr>
+      <w:r>
+        <w:rPr>
+          <w:b w:val="0"/>
+          <w:color w:val="000000"/>
+          <w:sz w:val="20"/>
+          <w:szCs w:val="32"/>
+        </w:rPr>
+        <w:t xml:space="preserve">▸ </w:t>
+      </w:r>
+      <w:r>
+        <w:rPr>
+          <w:b/>
+          <w:color w:val="000000"/>
+          <w:sz w:val="20"/>
+          <w:szCs w:val="32"/>
+        </w:rPr>
+        <w:t>验证质量：</w:t>
+      </w:r>
+      <w:r>
+        <w:rPr>
+          <w:b w:val="0"/>
+          <w:color w:val="000000"/>
+          <w:sz w:val="20"/>
+          <w:szCs w:val="32"/>
+        </w:rPr>
+        <w:t>通过固定 Karma-RV 100 万周期七项状态与内存快照一致验证，并完成 GPU/NPU、同步/异步 RAM 基准的 Verilator RTL 对拍；最新 AIG 位提取测试覆盖约 4,549 万组用例，零不一致，CUDA memcheck 零错误。</w:t>
+      </w:r>
     </w:p>
     <w:p>
       <w:pPr>
         <w:pStyle w:val="9"/>
+        <w:keepNext/>
       </w:pPr>
       <w:r>
         <w:rPr>
@@ -715,6 +890,9 @@
       <w:bookmarkEnd w:id="0"/>
     </w:p>
     <w:p>
+      <w:pPr>
+        <w:widowControl/>
+      </w:pPr>
       <w:r>
         <w:rPr>
           <w:color w:val="000000"/>
@@ -725,6 +903,9 @@
       </w:r>
     </w:p>
     <w:p>
+      <w:pPr>
+        <w:widowControl/>
+      </w:pPr>
       <w:r>
         <w:rPr>
           <w:color w:val="000000"/>
@@ -736,6 +917,7 @@
     </w:p>
     <w:p>
       <w:pPr>
+        <w:widowControl/>
         <w:rPr>
           <w:rFonts w:hint="eastAsia" w:eastAsia="微软雅黑"/>
           <w:lang w:val="en-US" w:eastAsia="zh-CN"/>
@@ -841,6 +1023,7 @@
     <w:p>
       <w:pPr>
         <w:keepNext/>
+        <w:widowControl/>
       </w:pPr>
       <w:r>
         <w:rPr>
@@ -854,6 +1037,7 @@
     <w:p>
       <w:pPr>
         <w:keepNext/>
+        <w:widowControl/>
       </w:pPr>
       <w:r>
         <w:rPr>
@@ -865,6 +1049,9 @@
       </w:r>
     </w:p>
     <w:p>
+      <w:pPr>
+        <w:widowControl/>
+      </w:pPr>
       <w:r>
         <w:rPr>
           <w:color w:val="000000"/>
@@ -877,6 +1064,7 @@
     <w:p>
       <w:pPr>
         <w:pStyle w:val="9"/>
+        <w:keepNext/>
       </w:pPr>
       <w:r>
         <w:rPr>
@@ -888,6 +1076,9 @@
       </w:r>
     </w:p>
     <w:p>
+      <w:pPr>
+        <w:widowControl/>
+      </w:pPr>
       <w:r>
         <w:rPr>
           <w:color w:val="000000"/>
@@ -898,6 +1089,9 @@
       </w:r>
     </w:p>
     <w:p>
+      <w:pPr>
+        <w:widowControl/>
+      </w:pPr>
       <w:r>
         <w:rPr>
           <w:color w:val="000000"/>
@@ -908,6 +1102,9 @@
       </w:r>
     </w:p>
     <w:p>
+      <w:pPr>
+        <w:widowControl/>
+      </w:pPr>
       <w:r>
         <w:rPr>
           <w:color w:val="000000"/>
@@ -918,6 +1115,9 @@
       </w:r>
     </w:p>
     <w:p>
+      <w:pPr>
+        <w:widowControl/>
+      </w:pPr>
       <w:r>
         <w:rPr>
           <w:color w:val="000000"/>
@@ -930,6 +1130,7 @@
     <w:p>
       <w:pPr>
         <w:pStyle w:val="9"/>
+        <w:keepNext/>
       </w:pPr>
       <w:r>
         <w:rPr>
@@ -941,6 +1142,9 @@
       </w:r>
     </w:p>
     <w:p>
+      <w:pPr>
+        <w:widowControl/>
+      </w:pPr>
       <w:r>
         <w:rPr>
           <w:color w:val="000000"/>
@@ -951,6 +1155,9 @@
       </w:r>
     </w:p>
     <w:p>
+      <w:pPr>
+        <w:widowControl/>
+      </w:pPr>
       <w:r>
         <w:rPr>
           <w:color w:val="000000"/>
@@ -961,6 +1168,9 @@
       </w:r>
     </w:p>
     <w:p>
+      <w:pPr>
+        <w:widowControl/>
+      </w:pPr>
       <w:r>
         <w:rPr>
           <w:color w:val="000000"/>
@@ -973,6 +1183,7 @@
     <w:p>
       <w:pPr>
         <w:pStyle w:val="7"/>
+        <w:keepNext/>
         <w:rPr>
           <w:sz w:val="21"/>
           <w:szCs w:val="32"/>
@@ -1103,7 +1314,31 @@
           <w:sz w:val="20"/>
           <w:szCs w:val="32"/>
         </w:rPr>
-        <w:t>工程工具：监督式 Agent Flow、项目知识库、RAG 检索、任务编排、模型评审与验证证据闭环</w:t>
+        <w:t>工程工具：CelViz Agent Flow（Web/Tauri/Shell）、RAG 检索、任务编排、模型评审与验证证据闭环</w:t>
+      </w:r>
+    </w:p>
+    <w:p>
+      <w:pPr>
+        <w:spacing w:before="8" w:after="8"/>
+        <w:ind w:left="80"/>
+        <w:rPr>
+          <w:sz w:val="20"/>
+          <w:szCs w:val="32"/>
+        </w:rPr>
+      </w:pPr>
+      <w:r>
+        <w:rPr>
+          <w:b/>
+          <w:sz w:val="20"/>
+        </w:rPr>
+        <w:t>PCB 设计：</w:t>
+      </w:r>
+      <w:r>
+        <w:rPr>
+          <w:b w:val="0"/>
+          <w:sz w:val="20"/>
+        </w:rPr>
+        <w:t>KiCad 原理图与 PCB、ERC/DRC 检查、Gerber/BOM 导出</w:t>
       </w:r>
     </w:p>
     <w:p>
@@ -1133,6 +1368,7 @@
     <w:p>
       <w:pPr>
         <w:pStyle w:val="9"/>
+        <w:keepNext/>
         <w:ind w:left="80"/>
         <w:rPr>
           <w:rFonts w:hint="default"/>
